--- a/1. Software y Hardware/1.2 Elaboración/1.2.3 SRICA_023_000 - Diagrama de Casos de Uso.docx
+++ b/1. Software y Hardware/1.2 Elaboración/1.2.3 SRICA_023_000 - Diagrama de Casos de Uso.docx
@@ -1,6 +1,6 @@
 
 <file path=word/document.xml><?xml version="1.0" encoding="utf-8"?>
-<w:document xmlns:wpc="http://schemas.microsoft.com/office/word/2010/wordprocessingCanvas" xmlns:cx="http://schemas.microsoft.com/office/drawing/2014/chartex" xmlns:cx1="http://schemas.microsoft.com/office/drawing/2015/9/8/chartex" xmlns:cx2="http://schemas.microsoft.com/office/drawing/2015/10/21/chartex" xmlns:cx3="http://schemas.microsoft.com/office/drawing/2016/5/9/chartex" xmlns:cx4="http://schemas.microsoft.com/office/drawing/2016/5/10/chartex" xmlns:cx5="http://schemas.microsoft.com/office/drawing/2016/5/11/chartex" xmlns:cx6="http://schemas.microsoft.com/office/drawing/2016/5/12/chartex" xmlns:cx7="http://schemas.microsoft.com/office/drawing/2016/5/13/chartex" xmlns:cx8="http://schemas.microsoft.com/office/drawing/2016/5/14/chartex" xmlns:mc="http://schemas.openxmlformats.org/markup-compatibility/2006" xmlns:aink="http://schemas.microsoft.com/office/drawing/2016/ink" xmlns:am3d="http://schemas.microsoft.com/office/drawing/2017/model3d" xmlns:o="urn:schemas-microsoft-com:office:office" xmlns:r="http://schemas.openxmlformats.org/officeDocument/2006/relationships" xmlns:m="http://schemas.openxmlformats.org/officeDocument/2006/math" xmlns:v="urn:schemas-microsoft-com:vml" xmlns:wp14="http://schemas.microsoft.com/office/word/2010/wordprocessingDrawing" xmlns:wp="http://schemas.openxmlformats.org/drawingml/2006/wordprocessingDrawing" xmlns:w10="urn:schemas-microsoft-com:office:word" xmlns:w="http://schemas.openxmlformats.org/wordprocessingml/2006/main" xmlns:w14="http://schemas.microsoft.com/office/word/2010/wordml" xmlns:w15="http://schemas.microsoft.com/office/word/2012/wordml" xmlns:w16cex="http://schemas.microsoft.com/office/word/2018/wordml/cex" xmlns:w16cid="http://schemas.microsoft.com/office/word/2016/wordml/cid" xmlns:w16="http://schemas.microsoft.com/office/word/2018/wordml" xmlns:w16se="http://schemas.microsoft.com/office/word/2015/wordml/symex" xmlns:wpg="http://schemas.microsoft.com/office/word/2010/wordprocessingGroup" xmlns:wpi="http://schemas.microsoft.com/office/word/2010/wordprocessingInk" xmlns:wne="http://schemas.microsoft.com/office/word/2006/wordml" xmlns:wps="http://schemas.microsoft.com/office/word/2010/wordprocessingShape" mc:Ignorable="w14 w15 w16se w16cid w16 w16cex wp14">
+<w:document xmlns:wpc="http://schemas.microsoft.com/office/word/2010/wordprocessingCanvas" xmlns:cx="http://schemas.microsoft.com/office/drawing/2014/chartex" xmlns:cx1="http://schemas.microsoft.com/office/drawing/2015/9/8/chartex" xmlns:cx2="http://schemas.microsoft.com/office/drawing/2015/10/21/chartex" xmlns:cx3="http://schemas.microsoft.com/office/drawing/2016/5/9/chartex" xmlns:cx4="http://schemas.microsoft.com/office/drawing/2016/5/10/chartex" xmlns:cx5="http://schemas.microsoft.com/office/drawing/2016/5/11/chartex" xmlns:cx6="http://schemas.microsoft.com/office/drawing/2016/5/12/chartex" xmlns:cx7="http://schemas.microsoft.com/office/drawing/2016/5/13/chartex" xmlns:cx8="http://schemas.microsoft.com/office/drawing/2016/5/14/chartex" xmlns:mc="http://schemas.openxmlformats.org/markup-compatibility/2006" xmlns:aink="http://schemas.microsoft.com/office/drawing/2016/ink" xmlns:am3d="http://schemas.microsoft.com/office/drawing/2017/model3d" xmlns:o="urn:schemas-microsoft-com:office:office" xmlns:r="http://schemas.openxmlformats.org/officeDocument/2006/relationships" xmlns:m="http://schemas.openxmlformats.org/officeDocument/2006/math" xmlns:v="urn:schemas-microsoft-com:vml" xmlns:wp14="http://schemas.microsoft.com/office/word/2010/wordprocessingDrawing" xmlns:wp="http://schemas.openxmlformats.org/drawingml/2006/wordprocessingDrawing" xmlns:w10="urn:schemas-microsoft-com:office:word" xmlns:w="http://schemas.openxmlformats.org/wordprocessingml/2006/main" xmlns:w14="http://schemas.microsoft.com/office/word/2010/wordml" xmlns:w15="http://schemas.microsoft.com/office/word/2012/wordml" xmlns:w16cex="http://schemas.microsoft.com/office/word/2018/wordml/cex" xmlns:w16cid="http://schemas.microsoft.com/office/word/2016/wordml/cid" xmlns:w16="http://schemas.microsoft.com/office/word/2018/wordml" xmlns:w16sdtdh="http://schemas.microsoft.com/office/word/2020/wordml/sdtdatahash" xmlns:w16se="http://schemas.microsoft.com/office/word/2015/wordml/symex" xmlns:wpg="http://schemas.microsoft.com/office/word/2010/wordprocessingGroup" xmlns:wpi="http://schemas.microsoft.com/office/word/2010/wordprocessingInk" xmlns:wne="http://schemas.microsoft.com/office/word/2006/wordml" xmlns:wps="http://schemas.microsoft.com/office/word/2010/wordprocessingShape" mc:Ignorable="w14 w15 w16se w16cid w16 w16cex w16sdtdh wp14">
   <w:body>
     <w:p>
       <w:pPr>
@@ -576,6 +576,12 @@
               <w:rPr>
                 <w:rFonts w:ascii="Arial" w:hAnsi="Arial" w:cs="Arial"/>
               </w:rPr>
+              <w:t>U</w:t>
+            </w:r>
+            <w:r>
+              <w:rPr>
+                <w:rFonts w:ascii="Arial" w:hAnsi="Arial" w:cs="Arial"/>
+              </w:rPr>
               <w:t>so de Sistema de Reconocimiento de Iris basado en Deep Learning para la identificación humana en el control de acceso al área de Tesorería del Gobierno Regional de Tacna – Tacna 2020</w:t>
             </w:r>
             <w:r>
@@ -799,10 +805,10 @@
                   <v:path o:extrusionok="f" gradientshapeok="t" o:connecttype="rect"/>
                   <o:lock v:ext="edit" aspectratio="t"/>
                 </v:shapetype>
-                <v:shape id="_x0000_i1025" type="#_x0000_t75" style="width:368.25pt;height:295.5pt" o:ole="">
+                <v:shape id="_x0000_i1025" type="#_x0000_t75" style="width:368.15pt;height:295.5pt" o:ole="">
                   <v:imagedata r:id="rId5" o:title=""/>
                 </v:shape>
-                <o:OLEObject Type="Embed" ProgID="Visio.Drawing.15" ShapeID="_x0000_i1025" DrawAspect="Content" ObjectID="_1676123021" r:id="rId6"/>
+                <o:OLEObject Type="Embed" ProgID="Visio.Drawing.15" ShapeID="_x0000_i1025" DrawAspect="Content" ObjectID="_1703842198" r:id="rId6"/>
               </w:object>
             </w:r>
           </w:p>
@@ -889,10 +895,10 @@
             </w:pPr>
             <w:r>
               <w:object w:dxaOrig="9405" w:dyaOrig="7561" w14:anchorId="53900C32">
-                <v:shape id="_x0000_i1031" type="#_x0000_t75" style="width:397.5pt;height:319.5pt" o:ole="">
+                <v:shape id="_x0000_i1026" type="#_x0000_t75" style="width:397.55pt;height:319.3pt" o:ole="">
                   <v:imagedata r:id="rId7" o:title=""/>
                 </v:shape>
-                <o:OLEObject Type="Embed" ProgID="Visio.Drawing.15" ShapeID="_x0000_i1031" DrawAspect="Content" ObjectID="_1676123022" r:id="rId8"/>
+                <o:OLEObject Type="Embed" ProgID="Visio.Drawing.15" ShapeID="_x0000_i1026" DrawAspect="Content" ObjectID="_1703842199" r:id="rId8"/>
               </w:object>
             </w:r>
           </w:p>
@@ -994,10 +1000,10 @@
             </w:pPr>
             <w:r>
               <w:object w:dxaOrig="11056" w:dyaOrig="6720" w14:anchorId="71906E9E">
-                <v:shape id="_x0000_i1034" type="#_x0000_t75" style="width:492.75pt;height:298.5pt" o:ole="">
+                <v:shape id="_x0000_i1027" type="#_x0000_t75" style="width:492.75pt;height:298.65pt" o:ole="">
                   <v:imagedata r:id="rId9" o:title=""/>
                 </v:shape>
-                <o:OLEObject Type="Embed" ProgID="Visio.Drawing.15" ShapeID="_x0000_i1034" DrawAspect="Content" ObjectID="_1676123023" r:id="rId10"/>
+                <o:OLEObject Type="Embed" ProgID="Visio.Drawing.15" ShapeID="_x0000_i1027" DrawAspect="Content" ObjectID="_1703842200" r:id="rId10"/>
               </w:object>
             </w:r>
           </w:p>
@@ -1075,10 +1081,10 @@
             </w:pPr>
             <w:r>
               <w:object w:dxaOrig="9151" w:dyaOrig="3285" w14:anchorId="1C6202F6">
-                <v:shape id="_x0000_i1044" type="#_x0000_t75" style="width:531.75pt;height:190.5pt" o:ole="">
+                <v:shape id="_x0000_i1028" type="#_x0000_t75" style="width:531.55pt;height:190.35pt" o:ole="">
                   <v:imagedata r:id="rId11" o:title=""/>
                 </v:shape>
-                <o:OLEObject Type="Embed" ProgID="Visio.Drawing.15" ShapeID="_x0000_i1044" DrawAspect="Content" ObjectID="_1676123024" r:id="rId12"/>
+                <o:OLEObject Type="Embed" ProgID="Visio.Drawing.15" ShapeID="_x0000_i1028" DrawAspect="Content" ObjectID="_1703842201" r:id="rId12"/>
               </w:object>
             </w:r>
           </w:p>
@@ -1209,10 +1215,10 @@
             </w:pPr>
             <w:r>
               <w:object w:dxaOrig="10531" w:dyaOrig="7561" w14:anchorId="54E048BB">
-                <v:shape id="_x0000_i1047" type="#_x0000_t75" style="width:476.25pt;height:342pt" o:ole="">
+                <v:shape id="_x0000_i1029" type="#_x0000_t75" style="width:475.85pt;height:341.85pt" o:ole="">
                   <v:imagedata r:id="rId13" o:title=""/>
                 </v:shape>
-                <o:OLEObject Type="Embed" ProgID="Visio.Drawing.15" ShapeID="_x0000_i1047" DrawAspect="Content" ObjectID="_1676123025" r:id="rId14"/>
+                <o:OLEObject Type="Embed" ProgID="Visio.Drawing.15" ShapeID="_x0000_i1029" DrawAspect="Content" ObjectID="_1703842202" r:id="rId14"/>
               </w:object>
             </w:r>
           </w:p>
@@ -1290,10 +1296,10 @@
             </w:pPr>
             <w:r>
               <w:object w:dxaOrig="10531" w:dyaOrig="7561" w14:anchorId="766512EE">
-                <v:shape id="_x0000_i1051" type="#_x0000_t75" style="width:461.25pt;height:331.5pt" o:ole="">
+                <v:shape id="_x0000_i1030" type="#_x0000_t75" style="width:461.45pt;height:331.85pt" o:ole="">
                   <v:imagedata r:id="rId15" o:title=""/>
                 </v:shape>
-                <o:OLEObject Type="Embed" ProgID="Visio.Drawing.15" ShapeID="_x0000_i1051" DrawAspect="Content" ObjectID="_1676123026" r:id="rId16"/>
+                <o:OLEObject Type="Embed" ProgID="Visio.Drawing.15" ShapeID="_x0000_i1030" DrawAspect="Content" ObjectID="_1703842203" r:id="rId16"/>
               </w:object>
             </w:r>
           </w:p>
@@ -1359,10 +1365,10 @@
             </w:pPr>
             <w:r>
               <w:object w:dxaOrig="11070" w:dyaOrig="7561" w14:anchorId="3F523F0A">
-                <v:shape id="_x0000_i1056" type="#_x0000_t75" style="width:463.5pt;height:316.5pt" o:ole="">
+                <v:shape id="_x0000_i1031" type="#_x0000_t75" style="width:463.3pt;height:316.15pt" o:ole="">
                   <v:imagedata r:id="rId17" o:title=""/>
                 </v:shape>
-                <o:OLEObject Type="Embed" ProgID="Visio.Drawing.15" ShapeID="_x0000_i1056" DrawAspect="Content" ObjectID="_1676123027" r:id="rId18"/>
+                <o:OLEObject Type="Embed" ProgID="Visio.Drawing.15" ShapeID="_x0000_i1031" DrawAspect="Content" ObjectID="_1703842204" r:id="rId18"/>
               </w:object>
             </w:r>
           </w:p>
@@ -1440,10 +1446,10 @@
             </w:pPr>
             <w:r>
               <w:object w:dxaOrig="10141" w:dyaOrig="3285" w14:anchorId="7C3B88BE">
-                <v:shape id="_x0000_i1061" type="#_x0000_t75" style="width:519pt;height:168pt" o:ole="">
+                <v:shape id="_x0000_i1032" type="#_x0000_t75" style="width:519.05pt;height:167.8pt" o:ole="">
                   <v:imagedata r:id="rId19" o:title=""/>
                 </v:shape>
-                <o:OLEObject Type="Embed" ProgID="Visio.Drawing.15" ShapeID="_x0000_i1061" DrawAspect="Content" ObjectID="_1676123028" r:id="rId20"/>
+                <o:OLEObject Type="Embed" ProgID="Visio.Drawing.15" ShapeID="_x0000_i1032" DrawAspect="Content" ObjectID="_1703842205" r:id="rId20"/>
               </w:object>
             </w:r>
           </w:p>
@@ -1583,10 +1589,10 @@
             </w:pPr>
             <w:r>
               <w:object w:dxaOrig="10081" w:dyaOrig="3285" w14:anchorId="27270AF0">
-                <v:shape id="_x0000_i1064" type="#_x0000_t75" style="width:522pt;height:169.5pt" o:ole="">
+                <v:shape id="_x0000_i1033" type="#_x0000_t75" style="width:522.15pt;height:169.65pt" o:ole="">
                   <v:imagedata r:id="rId21" o:title=""/>
                 </v:shape>
-                <o:OLEObject Type="Embed" ProgID="Visio.Drawing.15" ShapeID="_x0000_i1064" DrawAspect="Content" ObjectID="_1676123029" r:id="rId22"/>
+                <o:OLEObject Type="Embed" ProgID="Visio.Drawing.15" ShapeID="_x0000_i1033" DrawAspect="Content" ObjectID="_1703842206" r:id="rId22"/>
               </w:object>
             </w:r>
           </w:p>
@@ -1736,10 +1742,10 @@
             </w:pPr>
             <w:r>
               <w:object w:dxaOrig="10081" w:dyaOrig="3285" w14:anchorId="15A23725">
-                <v:shape id="_x0000_i1067" type="#_x0000_t75" style="width:522pt;height:169.5pt" o:ole="">
+                <v:shape id="_x0000_i1034" type="#_x0000_t75" style="width:522.15pt;height:169.65pt" o:ole="">
                   <v:imagedata r:id="rId23" o:title=""/>
                 </v:shape>
-                <o:OLEObject Type="Embed" ProgID="Visio.Drawing.15" ShapeID="_x0000_i1067" DrawAspect="Content" ObjectID="_1676123030" r:id="rId24"/>
+                <o:OLEObject Type="Embed" ProgID="Visio.Drawing.15" ShapeID="_x0000_i1034" DrawAspect="Content" ObjectID="_1703842207" r:id="rId24"/>
               </w:object>
             </w:r>
           </w:p>
@@ -1889,10 +1895,10 @@
             </w:pPr>
             <w:r>
               <w:object w:dxaOrig="11641" w:dyaOrig="3285" w14:anchorId="3B0DA2F5">
-                <v:shape id="_x0000_i1070" type="#_x0000_t75" style="width:594.75pt;height:167.25pt" o:ole="">
+                <v:shape id="_x0000_i1035" type="#_x0000_t75" style="width:594.8pt;height:167.15pt" o:ole="">
                   <v:imagedata r:id="rId25" o:title=""/>
                 </v:shape>
-                <o:OLEObject Type="Embed" ProgID="Visio.Drawing.15" ShapeID="_x0000_i1070" DrawAspect="Content" ObjectID="_1676123031" r:id="rId26"/>
+                <o:OLEObject Type="Embed" ProgID="Visio.Drawing.15" ShapeID="_x0000_i1035" DrawAspect="Content" ObjectID="_1703842208" r:id="rId26"/>
               </w:object>
             </w:r>
           </w:p>
@@ -2042,10 +2048,10 @@
             </w:pPr>
             <w:r>
               <w:object w:dxaOrig="13906" w:dyaOrig="7995" w14:anchorId="6BF0ED1C">
-                <v:shape id="_x0000_i1073" type="#_x0000_t75" style="width:624pt;height:358.5pt" o:ole="">
+                <v:shape id="_x0000_i1036" type="#_x0000_t75" style="width:623.6pt;height:358.75pt" o:ole="">
                   <v:imagedata r:id="rId27" o:title=""/>
                 </v:shape>
-                <o:OLEObject Type="Embed" ProgID="Visio.Drawing.15" ShapeID="_x0000_i1073" DrawAspect="Content" ObjectID="_1676123032" r:id="rId28"/>
+                <o:OLEObject Type="Embed" ProgID="Visio.Drawing.15" ShapeID="_x0000_i1036" DrawAspect="Content" ObjectID="_1703842209" r:id="rId28"/>
               </w:object>
             </w:r>
           </w:p>
@@ -2175,10 +2181,10 @@
             </w:pPr>
             <w:r>
               <w:object w:dxaOrig="19935" w:dyaOrig="10591" w14:anchorId="32460B2D">
-                <v:shape id="_x0000_i1076" type="#_x0000_t75" style="width:565.5pt;height:300pt" o:ole="">
+                <v:shape id="_x0000_i1037" type="#_x0000_t75" style="width:565.35pt;height:300.5pt" o:ole="">
                   <v:imagedata r:id="rId29" o:title=""/>
                 </v:shape>
-                <o:OLEObject Type="Embed" ProgID="Visio.Drawing.15" ShapeID="_x0000_i1076" DrawAspect="Content" ObjectID="_1676123033" r:id="rId30"/>
+                <o:OLEObject Type="Embed" ProgID="Visio.Drawing.15" ShapeID="_x0000_i1037" DrawAspect="Content" ObjectID="_1703842210" r:id="rId30"/>
               </w:object>
             </w:r>
           </w:p>
@@ -2296,10 +2302,10 @@
             </w:pPr>
             <w:r>
               <w:object w:dxaOrig="14505" w:dyaOrig="9016" w14:anchorId="158CD0DF">
-                <v:shape id="_x0000_i1082" type="#_x0000_t75" style="width:555.75pt;height:345pt" o:ole="">
+                <v:shape id="_x0000_i1038" type="#_x0000_t75" style="width:555.35pt;height:344.95pt" o:ole="">
                   <v:imagedata r:id="rId31" o:title=""/>
                 </v:shape>
-                <o:OLEObject Type="Embed" ProgID="Visio.Drawing.15" ShapeID="_x0000_i1082" DrawAspect="Content" ObjectID="_1676123034" r:id="rId32"/>
+                <o:OLEObject Type="Embed" ProgID="Visio.Drawing.15" ShapeID="_x0000_i1038" DrawAspect="Content" ObjectID="_1703842211" r:id="rId32"/>
               </w:object>
             </w:r>
           </w:p>
@@ -2397,10 +2403,10 @@
             </w:pPr>
             <w:r>
               <w:object w:dxaOrig="14821" w:dyaOrig="6796" w14:anchorId="4497AC81">
-                <v:shape id="_x0000_i1085" type="#_x0000_t75" style="width:651.75pt;height:299.25pt" o:ole="">
+                <v:shape id="_x0000_i1039" type="#_x0000_t75" style="width:651.15pt;height:299.25pt" o:ole="">
                   <v:imagedata r:id="rId33" o:title=""/>
                 </v:shape>
-                <o:OLEObject Type="Embed" ProgID="Visio.Drawing.15" ShapeID="_x0000_i1085" DrawAspect="Content" ObjectID="_1676123035" r:id="rId34"/>
+                <o:OLEObject Type="Embed" ProgID="Visio.Drawing.15" ShapeID="_x0000_i1039" DrawAspect="Content" ObjectID="_1703842212" r:id="rId34"/>
               </w:object>
             </w:r>
           </w:p>
@@ -2513,10 +2519,10 @@
             </w:pPr>
             <w:r>
               <w:object w:dxaOrig="14505" w:dyaOrig="9016" w14:anchorId="339760AA">
-                <v:shape id="_x0000_i1088" type="#_x0000_t75" style="width:539.25pt;height:336pt" o:ole="">
+                <v:shape id="_x0000_i1040" type="#_x0000_t75" style="width:539.7pt;height:335.6pt" o:ole="">
                   <v:imagedata r:id="rId35" o:title=""/>
                 </v:shape>
-                <o:OLEObject Type="Embed" ProgID="Visio.Drawing.15" ShapeID="_x0000_i1088" DrawAspect="Content" ObjectID="_1676123036" r:id="rId36"/>
+                <o:OLEObject Type="Embed" ProgID="Visio.Drawing.15" ShapeID="_x0000_i1040" DrawAspect="Content" ObjectID="_1703842213" r:id="rId36"/>
               </w:object>
             </w:r>
           </w:p>
@@ -2639,10 +2645,10 @@
             </w:pPr>
             <w:r>
               <w:object w:dxaOrig="28935" w:dyaOrig="6975" w14:anchorId="58B43435">
-                <v:shape id="_x0000_i1093" type="#_x0000_t75" style="width:661.5pt;height:189pt" o:ole="">
+                <v:shape id="_x0000_i1041" type="#_x0000_t75" style="width:661.15pt;height:189.1pt" o:ole="">
                   <v:imagedata r:id="rId37" o:title=""/>
                 </v:shape>
-                <o:OLEObject Type="Embed" ProgID="Visio.Drawing.15" ShapeID="_x0000_i1093" DrawAspect="Content" ObjectID="_1676123037" r:id="rId38"/>
+                <o:OLEObject Type="Embed" ProgID="Visio.Drawing.15" ShapeID="_x0000_i1041" DrawAspect="Content" ObjectID="_1703842214" r:id="rId38"/>
               </w:object>
             </w:r>
           </w:p>
@@ -2923,10 +2929,10 @@
             </w:pPr>
             <w:r>
               <w:object w:dxaOrig="24225" w:dyaOrig="10951" w14:anchorId="52308A3A">
-                <v:shape id="_x0000_i1098" type="#_x0000_t75" style="width:675.75pt;height:305.25pt" o:ole="">
+                <v:shape id="_x0000_i1042" type="#_x0000_t75" style="width:676.15pt;height:304.9pt" o:ole="">
                   <v:imagedata r:id="rId39" o:title=""/>
                 </v:shape>
-                <o:OLEObject Type="Embed" ProgID="Visio.Drawing.15" ShapeID="_x0000_i1098" DrawAspect="Content" ObjectID="_1676123038" r:id="rId40"/>
+                <o:OLEObject Type="Embed" ProgID="Visio.Drawing.15" ShapeID="_x0000_i1042" DrawAspect="Content" ObjectID="_1703842215" r:id="rId40"/>
               </w:object>
             </w:r>
           </w:p>
@@ -3019,10 +3025,10 @@
             </w:pPr>
             <w:r>
               <w:object w:dxaOrig="22432" w:dyaOrig="10538" w14:anchorId="13FF6B74">
-                <v:shape id="_x0000_i1104" type="#_x0000_t75" style="width:699.75pt;height:328.5pt" o:ole="">
+                <v:shape id="_x0000_i1043" type="#_x0000_t75" style="width:699.95pt;height:328.05pt" o:ole="">
                   <v:imagedata r:id="rId41" o:title=""/>
                 </v:shape>
-                <o:OLEObject Type="Embed" ProgID="Visio.Drawing.15" ShapeID="_x0000_i1104" DrawAspect="Content" ObjectID="_1676123039" r:id="rId42"/>
+                <o:OLEObject Type="Embed" ProgID="Visio.Drawing.15" ShapeID="_x0000_i1043" DrawAspect="Content" ObjectID="_1703842216" r:id="rId42"/>
               </w:object>
             </w:r>
           </w:p>
@@ -3057,7 +3063,7 @@
 </file>
 
 <file path=word/numbering.xml><?xml version="1.0" encoding="utf-8"?>
-<w:numbering xmlns:wpc="http://schemas.microsoft.com/office/word/2010/wordprocessingCanvas" xmlns:cx="http://schemas.microsoft.com/office/drawing/2014/chartex" xmlns:cx1="http://schemas.microsoft.com/office/drawing/2015/9/8/chartex" xmlns:cx2="http://schemas.microsoft.com/office/drawing/2015/10/21/chartex" xmlns:cx3="http://schemas.microsoft.com/office/drawing/2016/5/9/chartex" xmlns:cx4="http://schemas.microsoft.com/office/drawing/2016/5/10/chartex" xmlns:cx5="http://schemas.microsoft.com/office/drawing/2016/5/11/chartex" xmlns:cx6="http://schemas.microsoft.com/office/drawing/2016/5/12/chartex" xmlns:cx7="http://schemas.microsoft.com/office/drawing/2016/5/13/chartex" xmlns:cx8="http://schemas.microsoft.com/office/drawing/2016/5/14/chartex" xmlns:mc="http://schemas.openxmlformats.org/markup-compatibility/2006" xmlns:aink="http://schemas.microsoft.com/office/drawing/2016/ink" xmlns:am3d="http://schemas.microsoft.com/office/drawing/2017/model3d" xmlns:o="urn:schemas-microsoft-com:office:office" xmlns:r="http://schemas.openxmlformats.org/officeDocument/2006/relationships" xmlns:m="http://schemas.openxmlformats.org/officeDocument/2006/math" xmlns:v="urn:schemas-microsoft-com:vml" xmlns:wp14="http://schemas.microsoft.com/office/word/2010/wordprocessingDrawing" xmlns:wp="http://schemas.openxmlformats.org/drawingml/2006/wordprocessingDrawing" xmlns:w10="urn:schemas-microsoft-com:office:word" xmlns:w="http://schemas.openxmlformats.org/wordprocessingml/2006/main" xmlns:w14="http://schemas.microsoft.com/office/word/2010/wordml" xmlns:w15="http://schemas.microsoft.com/office/word/2012/wordml" xmlns:w16cex="http://schemas.microsoft.com/office/word/2018/wordml/cex" xmlns:w16cid="http://schemas.microsoft.com/office/word/2016/wordml/cid" xmlns:w16="http://schemas.microsoft.com/office/word/2018/wordml" xmlns:w16se="http://schemas.microsoft.com/office/word/2015/wordml/symex" xmlns:wpg="http://schemas.microsoft.com/office/word/2010/wordprocessingGroup" xmlns:wpi="http://schemas.microsoft.com/office/word/2010/wordprocessingInk" xmlns:wne="http://schemas.microsoft.com/office/word/2006/wordml" xmlns:wps="http://schemas.microsoft.com/office/word/2010/wordprocessingShape" mc:Ignorable="w14 w15 w16se w16cid w16 w16cex wp14">
+<w:numbering xmlns:wpc="http://schemas.microsoft.com/office/word/2010/wordprocessingCanvas" xmlns:cx="http://schemas.microsoft.com/office/drawing/2014/chartex" xmlns:cx1="http://schemas.microsoft.com/office/drawing/2015/9/8/chartex" xmlns:cx2="http://schemas.microsoft.com/office/drawing/2015/10/21/chartex" xmlns:cx3="http://schemas.microsoft.com/office/drawing/2016/5/9/chartex" xmlns:cx4="http://schemas.microsoft.com/office/drawing/2016/5/10/chartex" xmlns:cx5="http://schemas.microsoft.com/office/drawing/2016/5/11/chartex" xmlns:cx6="http://schemas.microsoft.com/office/drawing/2016/5/12/chartex" xmlns:cx7="http://schemas.microsoft.com/office/drawing/2016/5/13/chartex" xmlns:cx8="http://schemas.microsoft.com/office/drawing/2016/5/14/chartex" xmlns:mc="http://schemas.openxmlformats.org/markup-compatibility/2006" xmlns:aink="http://schemas.microsoft.com/office/drawing/2016/ink" xmlns:am3d="http://schemas.microsoft.com/office/drawing/2017/model3d" xmlns:o="urn:schemas-microsoft-com:office:office" xmlns:r="http://schemas.openxmlformats.org/officeDocument/2006/relationships" xmlns:m="http://schemas.openxmlformats.org/officeDocument/2006/math" xmlns:v="urn:schemas-microsoft-com:vml" xmlns:wp14="http://schemas.microsoft.com/office/word/2010/wordprocessingDrawing" xmlns:wp="http://schemas.openxmlformats.org/drawingml/2006/wordprocessingDrawing" xmlns:w10="urn:schemas-microsoft-com:office:word" xmlns:w="http://schemas.openxmlformats.org/wordprocessingml/2006/main" xmlns:w14="http://schemas.microsoft.com/office/word/2010/wordml" xmlns:w15="http://schemas.microsoft.com/office/word/2012/wordml" xmlns:w16cex="http://schemas.microsoft.com/office/word/2018/wordml/cex" xmlns:w16cid="http://schemas.microsoft.com/office/word/2016/wordml/cid" xmlns:w16="http://schemas.microsoft.com/office/word/2018/wordml" xmlns:w16sdtdh="http://schemas.microsoft.com/office/word/2020/wordml/sdtdatahash" xmlns:w16se="http://schemas.microsoft.com/office/word/2015/wordml/symex" xmlns:wpg="http://schemas.microsoft.com/office/word/2010/wordprocessingGroup" xmlns:wpi="http://schemas.microsoft.com/office/word/2010/wordprocessingInk" xmlns:wne="http://schemas.microsoft.com/office/word/2006/wordml" xmlns:wps="http://schemas.microsoft.com/office/word/2010/wordprocessingShape" mc:Ignorable="w14 w15 w16se w16cid w16 w16cex w16sdtdh wp14">
   <w:abstractNum w:abstractNumId="0" w15:restartNumberingAfterBreak="0">
     <w:nsid w:val="0E894436"/>
     <w:multiLevelType w:val="hybridMultilevel"/>
@@ -3240,7 +3246,7 @@
 </file>
 
 <file path=word/styles.xml><?xml version="1.0" encoding="utf-8"?>
-<w:styles xmlns:mc="http://schemas.openxmlformats.org/markup-compatibility/2006" xmlns:r="http://schemas.openxmlformats.org/officeDocument/2006/relationships" xmlns:w="http://schemas.openxmlformats.org/wordprocessingml/2006/main" xmlns:w14="http://schemas.microsoft.com/office/word/2010/wordml" xmlns:w15="http://schemas.microsoft.com/office/word/2012/wordml" xmlns:w16cex="http://schemas.microsoft.com/office/word/2018/wordml/cex" xmlns:w16cid="http://schemas.microsoft.com/office/word/2016/wordml/cid" xmlns:w16="http://schemas.microsoft.com/office/word/2018/wordml" xmlns:w16se="http://schemas.microsoft.com/office/word/2015/wordml/symex" mc:Ignorable="w14 w15 w16se w16cid w16 w16cex">
+<w:styles xmlns:mc="http://schemas.openxmlformats.org/markup-compatibility/2006" xmlns:r="http://schemas.openxmlformats.org/officeDocument/2006/relationships" xmlns:w="http://schemas.openxmlformats.org/wordprocessingml/2006/main" xmlns:w14="http://schemas.microsoft.com/office/word/2010/wordml" xmlns:w15="http://schemas.microsoft.com/office/word/2012/wordml" xmlns:w16cex="http://schemas.microsoft.com/office/word/2018/wordml/cex" xmlns:w16cid="http://schemas.microsoft.com/office/word/2016/wordml/cid" xmlns:w16="http://schemas.microsoft.com/office/word/2018/wordml" xmlns:w16sdtdh="http://schemas.microsoft.com/office/word/2020/wordml/sdtdatahash" xmlns:w16se="http://schemas.microsoft.com/office/word/2015/wordml/symex" mc:Ignorable="w14 w15 w16se w16cid w16 w16cex w16sdtdh">
   <w:docDefaults>
     <w:rPrDefault>
       <w:rPr>

--- a/1. Software y Hardware/1.2 Elaboración/1.2.3 SRICA_023_000 - Diagrama de Casos de Uso.docx
+++ b/1. Software y Hardware/1.2 Elaboración/1.2.3 SRICA_023_000 - Diagrama de Casos de Uso.docx
@@ -147,7 +147,25 @@
           <w:sz w:val="32"/>
           <w:szCs w:val="32"/>
         </w:rPr>
-        <w:t>Uso de Sistema de Reconocimiento de Iris basado en Deep Learning para la identificación humana en el control de acceso al área de Tesorería del Gobierno Regional de Tacna – Tacna 2020</w:t>
+        <w:t xml:space="preserve">Uso de Sistema de Reconocimiento de Iris basado en Deep </w:t>
+      </w:r>
+      <w:proofErr w:type="spellStart"/>
+      <w:r>
+        <w:rPr>
+          <w:rFonts w:ascii="Arial" w:hAnsi="Arial" w:cs="Arial"/>
+          <w:sz w:val="32"/>
+          <w:szCs w:val="32"/>
+        </w:rPr>
+        <w:t>Learning</w:t>
+      </w:r>
+      <w:proofErr w:type="spellEnd"/>
+      <w:r>
+        <w:rPr>
+          <w:rFonts w:ascii="Arial" w:hAnsi="Arial" w:cs="Arial"/>
+          <w:sz w:val="32"/>
+          <w:szCs w:val="32"/>
+        </w:rPr>
+        <w:t xml:space="preserve"> para la identificación humana en el control de acceso al área de Tesorería del Gobierno Regional de Tacna – Tacna 2020</w:t>
       </w:r>
       <w:r>
         <w:rPr>
@@ -582,7 +600,21 @@
               <w:rPr>
                 <w:rFonts w:ascii="Arial" w:hAnsi="Arial" w:cs="Arial"/>
               </w:rPr>
-              <w:t>so de Sistema de Reconocimiento de Iris basado en Deep Learning para la identificación humana en el control de acceso al área de Tesorería del Gobierno Regional de Tacna – Tacna 2020</w:t>
+              <w:t xml:space="preserve">so de Sistema de Reconocimiento de Iris basado en Deep </w:t>
+            </w:r>
+            <w:proofErr w:type="spellStart"/>
+            <w:r>
+              <w:rPr>
+                <w:rFonts w:ascii="Arial" w:hAnsi="Arial" w:cs="Arial"/>
+              </w:rPr>
+              <w:t>Learning</w:t>
+            </w:r>
+            <w:proofErr w:type="spellEnd"/>
+            <w:r>
+              <w:rPr>
+                <w:rFonts w:ascii="Arial" w:hAnsi="Arial" w:cs="Arial"/>
+              </w:rPr>
+              <w:t xml:space="preserve"> para la identificación humana en el control de acceso al área de Tesorería del Gobierno Regional de Tacna – Tacna 2020</w:t>
             </w:r>
             <w:r>
               <w:rPr>
@@ -805,10 +837,10 @@
                   <v:path o:extrusionok="f" gradientshapeok="t" o:connecttype="rect"/>
                   <o:lock v:ext="edit" aspectratio="t"/>
                 </v:shapetype>
-                <v:shape id="_x0000_i1025" type="#_x0000_t75" style="width:368.15pt;height:295.5pt" o:ole="">
+                <v:shape id="_x0000_i1025" type="#_x0000_t75" style="width:368.65pt;height:295.5pt" o:ole="">
                   <v:imagedata r:id="rId5" o:title=""/>
                 </v:shape>
-                <o:OLEObject Type="Embed" ProgID="Visio.Drawing.15" ShapeID="_x0000_i1025" DrawAspect="Content" ObjectID="_1703842198" r:id="rId6"/>
+                <o:OLEObject Type="Embed" ProgID="Visio.Drawing.15" ShapeID="_x0000_i1025" DrawAspect="Content" ObjectID="_1710100896" r:id="rId6"/>
               </w:object>
             </w:r>
           </w:p>
@@ -895,10 +927,10 @@
             </w:pPr>
             <w:r>
               <w:object w:dxaOrig="9405" w:dyaOrig="7561" w14:anchorId="53900C32">
-                <v:shape id="_x0000_i1026" type="#_x0000_t75" style="width:397.55pt;height:319.3pt" o:ole="">
+                <v:shape id="_x0000_i1026" type="#_x0000_t75" style="width:397.45pt;height:319.7pt" o:ole="">
                   <v:imagedata r:id="rId7" o:title=""/>
                 </v:shape>
-                <o:OLEObject Type="Embed" ProgID="Visio.Drawing.15" ShapeID="_x0000_i1026" DrawAspect="Content" ObjectID="_1703842199" r:id="rId8"/>
+                <o:OLEObject Type="Embed" ProgID="Visio.Drawing.15" ShapeID="_x0000_i1026" DrawAspect="Content" ObjectID="_1710100897" r:id="rId8"/>
               </w:object>
             </w:r>
           </w:p>
@@ -1000,10 +1032,10 @@
             </w:pPr>
             <w:r>
               <w:object w:dxaOrig="11056" w:dyaOrig="6720" w14:anchorId="71906E9E">
-                <v:shape id="_x0000_i1027" type="#_x0000_t75" style="width:492.75pt;height:298.65pt" o:ole="">
+                <v:shape id="_x0000_i1027" type="#_x0000_t75" style="width:492.5pt;height:298.95pt" o:ole="">
                   <v:imagedata r:id="rId9" o:title=""/>
                 </v:shape>
-                <o:OLEObject Type="Embed" ProgID="Visio.Drawing.15" ShapeID="_x0000_i1027" DrawAspect="Content" ObjectID="_1703842200" r:id="rId10"/>
+                <o:OLEObject Type="Embed" ProgID="Visio.Drawing.15" ShapeID="_x0000_i1027" DrawAspect="Content" ObjectID="_1710100898" r:id="rId10"/>
               </w:object>
             </w:r>
           </w:p>
@@ -1081,10 +1113,10 @@
             </w:pPr>
             <w:r>
               <w:object w:dxaOrig="9151" w:dyaOrig="3285" w14:anchorId="1C6202F6">
-                <v:shape id="_x0000_i1028" type="#_x0000_t75" style="width:531.55pt;height:190.35pt" o:ole="">
+                <v:shape id="_x0000_i1028" type="#_x0000_t75" style="width:531.65pt;height:190.1pt" o:ole="">
                   <v:imagedata r:id="rId11" o:title=""/>
                 </v:shape>
-                <o:OLEObject Type="Embed" ProgID="Visio.Drawing.15" ShapeID="_x0000_i1028" DrawAspect="Content" ObjectID="_1703842201" r:id="rId12"/>
+                <o:OLEObject Type="Embed" ProgID="Visio.Drawing.15" ShapeID="_x0000_i1028" DrawAspect="Content" ObjectID="_1710100899" r:id="rId12"/>
               </w:object>
             </w:r>
           </w:p>
@@ -1215,10 +1247,10 @@
             </w:pPr>
             <w:r>
               <w:object w:dxaOrig="10531" w:dyaOrig="7561" w14:anchorId="54E048BB">
-                <v:shape id="_x0000_i1029" type="#_x0000_t75" style="width:475.85pt;height:341.85pt" o:ole="">
+                <v:shape id="_x0000_i1029" type="#_x0000_t75" style="width:475.8pt;height:341.55pt" o:ole="">
                   <v:imagedata r:id="rId13" o:title=""/>
                 </v:shape>
-                <o:OLEObject Type="Embed" ProgID="Visio.Drawing.15" ShapeID="_x0000_i1029" DrawAspect="Content" ObjectID="_1703842202" r:id="rId14"/>
+                <o:OLEObject Type="Embed" ProgID="Visio.Drawing.15" ShapeID="_x0000_i1029" DrawAspect="Content" ObjectID="_1710100900" r:id="rId14"/>
               </w:object>
             </w:r>
           </w:p>
@@ -1296,10 +1328,10 @@
             </w:pPr>
             <w:r>
               <w:object w:dxaOrig="10531" w:dyaOrig="7561" w14:anchorId="766512EE">
-                <v:shape id="_x0000_i1030" type="#_x0000_t75" style="width:461.45pt;height:331.85pt" o:ole="">
+                <v:shape id="_x0000_i1030" type="#_x0000_t75" style="width:461.4pt;height:331.8pt" o:ole="">
                   <v:imagedata r:id="rId15" o:title=""/>
                 </v:shape>
-                <o:OLEObject Type="Embed" ProgID="Visio.Drawing.15" ShapeID="_x0000_i1030" DrawAspect="Content" ObjectID="_1703842203" r:id="rId16"/>
+                <o:OLEObject Type="Embed" ProgID="Visio.Drawing.15" ShapeID="_x0000_i1030" DrawAspect="Content" ObjectID="_1710100901" r:id="rId16"/>
               </w:object>
             </w:r>
           </w:p>
@@ -1338,7 +1370,25 @@
                 <w:bCs/>
               </w:rPr>
               <w:lastRenderedPageBreak/>
-              <w:t>CU07 – Visualizar dashboard del sistema</w:t>
+              <w:t xml:space="preserve">CU07 – Visualizar </w:t>
+            </w:r>
+            <w:proofErr w:type="spellStart"/>
+            <w:r>
+              <w:rPr>
+                <w:rFonts w:ascii="Arial" w:hAnsi="Arial" w:cs="Arial"/>
+                <w:b/>
+                <w:bCs/>
+              </w:rPr>
+              <w:t>dashboard</w:t>
+            </w:r>
+            <w:proofErr w:type="spellEnd"/>
+            <w:r>
+              <w:rPr>
+                <w:rFonts w:ascii="Arial" w:hAnsi="Arial" w:cs="Arial"/>
+                <w:b/>
+                <w:bCs/>
+              </w:rPr>
+              <w:t xml:space="preserve"> del sistema</w:t>
             </w:r>
           </w:p>
         </w:tc>
@@ -1365,10 +1415,10 @@
             </w:pPr>
             <w:r>
               <w:object w:dxaOrig="11070" w:dyaOrig="7561" w14:anchorId="3F523F0A">
-                <v:shape id="_x0000_i1031" type="#_x0000_t75" style="width:463.3pt;height:316.15pt" o:ole="">
+                <v:shape id="_x0000_i1031" type="#_x0000_t75" style="width:463.1pt;height:316.2pt" o:ole="">
                   <v:imagedata r:id="rId17" o:title=""/>
                 </v:shape>
-                <o:OLEObject Type="Embed" ProgID="Visio.Drawing.15" ShapeID="_x0000_i1031" DrawAspect="Content" ObjectID="_1703842204" r:id="rId18"/>
+                <o:OLEObject Type="Embed" ProgID="Visio.Drawing.15" ShapeID="_x0000_i1031" DrawAspect="Content" ObjectID="_1710100902" r:id="rId18"/>
               </w:object>
             </w:r>
           </w:p>
@@ -1446,10 +1496,10 @@
             </w:pPr>
             <w:r>
               <w:object w:dxaOrig="10141" w:dyaOrig="3285" w14:anchorId="7C3B88BE">
-                <v:shape id="_x0000_i1032" type="#_x0000_t75" style="width:519.05pt;height:167.8pt" o:ole="">
+                <v:shape id="_x0000_i1032" type="#_x0000_t75" style="width:519pt;height:167.6pt" o:ole="">
                   <v:imagedata r:id="rId19" o:title=""/>
                 </v:shape>
-                <o:OLEObject Type="Embed" ProgID="Visio.Drawing.15" ShapeID="_x0000_i1032" DrawAspect="Content" ObjectID="_1703842205" r:id="rId20"/>
+                <o:OLEObject Type="Embed" ProgID="Visio.Drawing.15" ShapeID="_x0000_i1032" DrawAspect="Content" ObjectID="_1710100903" r:id="rId20"/>
               </w:object>
             </w:r>
           </w:p>
@@ -1589,10 +1639,10 @@
             </w:pPr>
             <w:r>
               <w:object w:dxaOrig="10081" w:dyaOrig="3285" w14:anchorId="27270AF0">
-                <v:shape id="_x0000_i1033" type="#_x0000_t75" style="width:522.15pt;height:169.65pt" o:ole="">
+                <v:shape id="_x0000_i1033" type="#_x0000_t75" style="width:522.45pt;height:169.9pt" o:ole="">
                   <v:imagedata r:id="rId21" o:title=""/>
                 </v:shape>
-                <o:OLEObject Type="Embed" ProgID="Visio.Drawing.15" ShapeID="_x0000_i1033" DrawAspect="Content" ObjectID="_1703842206" r:id="rId22"/>
+                <o:OLEObject Type="Embed" ProgID="Visio.Drawing.15" ShapeID="_x0000_i1033" DrawAspect="Content" ObjectID="_1710100904" r:id="rId22"/>
               </w:object>
             </w:r>
           </w:p>
@@ -1742,10 +1792,10 @@
             </w:pPr>
             <w:r>
               <w:object w:dxaOrig="10081" w:dyaOrig="3285" w14:anchorId="15A23725">
-                <v:shape id="_x0000_i1034" type="#_x0000_t75" style="width:522.15pt;height:169.65pt" o:ole="">
+                <v:shape id="_x0000_i1034" type="#_x0000_t75" style="width:522.45pt;height:169.9pt" o:ole="">
                   <v:imagedata r:id="rId23" o:title=""/>
                 </v:shape>
-                <o:OLEObject Type="Embed" ProgID="Visio.Drawing.15" ShapeID="_x0000_i1034" DrawAspect="Content" ObjectID="_1703842207" r:id="rId24"/>
+                <o:OLEObject Type="Embed" ProgID="Visio.Drawing.15" ShapeID="_x0000_i1034" DrawAspect="Content" ObjectID="_1710100905" r:id="rId24"/>
               </w:object>
             </w:r>
           </w:p>
@@ -1895,10 +1945,10 @@
             </w:pPr>
             <w:r>
               <w:object w:dxaOrig="11641" w:dyaOrig="3285" w14:anchorId="3B0DA2F5">
-                <v:shape id="_x0000_i1035" type="#_x0000_t75" style="width:594.8pt;height:167.15pt" o:ole="">
+                <v:shape id="_x0000_i1035" type="#_x0000_t75" style="width:595pt;height:167.05pt" o:ole="">
                   <v:imagedata r:id="rId25" o:title=""/>
                 </v:shape>
-                <o:OLEObject Type="Embed" ProgID="Visio.Drawing.15" ShapeID="_x0000_i1035" DrawAspect="Content" ObjectID="_1703842208" r:id="rId26"/>
+                <o:OLEObject Type="Embed" ProgID="Visio.Drawing.15" ShapeID="_x0000_i1035" DrawAspect="Content" ObjectID="_1710100906" r:id="rId26"/>
               </w:object>
             </w:r>
           </w:p>
@@ -2048,10 +2098,10 @@
             </w:pPr>
             <w:r>
               <w:object w:dxaOrig="13906" w:dyaOrig="7995" w14:anchorId="6BF0ED1C">
-                <v:shape id="_x0000_i1036" type="#_x0000_t75" style="width:623.6pt;height:358.75pt" o:ole="">
+                <v:shape id="_x0000_i1036" type="#_x0000_t75" style="width:623.8pt;height:358.85pt" o:ole="">
                   <v:imagedata r:id="rId27" o:title=""/>
                 </v:shape>
-                <o:OLEObject Type="Embed" ProgID="Visio.Drawing.15" ShapeID="_x0000_i1036" DrawAspect="Content" ObjectID="_1703842209" r:id="rId28"/>
+                <o:OLEObject Type="Embed" ProgID="Visio.Drawing.15" ShapeID="_x0000_i1036" DrawAspect="Content" ObjectID="_1710100907" r:id="rId28"/>
               </w:object>
             </w:r>
           </w:p>
@@ -2156,6 +2206,14 @@
               </w:rPr>
               <w:t xml:space="preserve"> de la imagen de iris</w:t>
             </w:r>
+            <w:r>
+              <w:rPr>
+                <w:rFonts w:ascii="Arial" w:hAnsi="Arial" w:cs="Arial"/>
+                <w:b/>
+                <w:bCs/>
+              </w:rPr>
+              <w:t xml:space="preserve"> | CU24 – Procesar servicio de reconocimiento de la imagen de iris</w:t>
+            </w:r>
           </w:p>
         </w:tc>
       </w:tr>
@@ -2180,31 +2238,13 @@
               <w:jc w:val="center"/>
             </w:pPr>
             <w:r>
-              <w:object w:dxaOrig="19935" w:dyaOrig="10591" w14:anchorId="32460B2D">
-                <v:shape id="_x0000_i1037" type="#_x0000_t75" style="width:565.35pt;height:300.5pt" o:ole="">
+              <w:object w:dxaOrig="19261" w:dyaOrig="11146" w14:anchorId="5790F5A2">
+                <v:shape id="_x0000_i1045" type="#_x0000_t75" style="width:559.3pt;height:323.7pt" o:ole="">
                   <v:imagedata r:id="rId29" o:title=""/>
                 </v:shape>
-                <o:OLEObject Type="Embed" ProgID="Visio.Drawing.15" ShapeID="_x0000_i1037" DrawAspect="Content" ObjectID="_1703842210" r:id="rId30"/>
+                <o:OLEObject Type="Embed" ProgID="Visio.Drawing.15" ShapeID="_x0000_i1045" DrawAspect="Content" ObjectID="_1710100908" r:id="rId30"/>
               </w:object>
             </w:r>
-          </w:p>
-          <w:p>
-            <w:pPr>
-              <w:spacing w:line="360" w:lineRule="auto"/>
-              <w:jc w:val="center"/>
-              <w:rPr>
-                <w:rFonts w:ascii="Arial" w:hAnsi="Arial" w:cs="Arial"/>
-              </w:rPr>
-            </w:pPr>
-          </w:p>
-          <w:p>
-            <w:pPr>
-              <w:spacing w:line="360" w:lineRule="auto"/>
-              <w:jc w:val="both"/>
-              <w:rPr>
-                <w:rFonts w:ascii="Arial" w:hAnsi="Arial" w:cs="Arial"/>
-              </w:rPr>
-            </w:pPr>
           </w:p>
         </w:tc>
       </w:tr>
@@ -2302,10 +2342,10 @@
             </w:pPr>
             <w:r>
               <w:object w:dxaOrig="14505" w:dyaOrig="9016" w14:anchorId="158CD0DF">
-                <v:shape id="_x0000_i1038" type="#_x0000_t75" style="width:555.35pt;height:344.95pt" o:ole="">
+                <v:shape id="_x0000_i1038" type="#_x0000_t75" style="width:555.25pt;height:345pt" o:ole="">
                   <v:imagedata r:id="rId31" o:title=""/>
                 </v:shape>
-                <o:OLEObject Type="Embed" ProgID="Visio.Drawing.15" ShapeID="_x0000_i1038" DrawAspect="Content" ObjectID="_1703842211" r:id="rId32"/>
+                <o:OLEObject Type="Embed" ProgID="Visio.Drawing.15" ShapeID="_x0000_i1038" DrawAspect="Content" ObjectID="_1710100909" r:id="rId32"/>
               </w:object>
             </w:r>
           </w:p>
@@ -2403,10 +2443,10 @@
             </w:pPr>
             <w:r>
               <w:object w:dxaOrig="14821" w:dyaOrig="6796" w14:anchorId="4497AC81">
-                <v:shape id="_x0000_i1039" type="#_x0000_t75" style="width:651.15pt;height:299.25pt" o:ole="">
+                <v:shape id="_x0000_i1039" type="#_x0000_t75" style="width:651.45pt;height:299.5pt" o:ole="">
                   <v:imagedata r:id="rId33" o:title=""/>
                 </v:shape>
-                <o:OLEObject Type="Embed" ProgID="Visio.Drawing.15" ShapeID="_x0000_i1039" DrawAspect="Content" ObjectID="_1703842212" r:id="rId34"/>
+                <o:OLEObject Type="Embed" ProgID="Visio.Drawing.15" ShapeID="_x0000_i1039" DrawAspect="Content" ObjectID="_1710100910" r:id="rId34"/>
               </w:object>
             </w:r>
           </w:p>
@@ -2519,10 +2559,10 @@
             </w:pPr>
             <w:r>
               <w:object w:dxaOrig="14505" w:dyaOrig="9016" w14:anchorId="339760AA">
-                <v:shape id="_x0000_i1040" type="#_x0000_t75" style="width:539.7pt;height:335.6pt" o:ole="">
+                <v:shape id="_x0000_i1040" type="#_x0000_t75" style="width:539.7pt;height:335.25pt" o:ole="">
                   <v:imagedata r:id="rId35" o:title=""/>
                 </v:shape>
-                <o:OLEObject Type="Embed" ProgID="Visio.Drawing.15" ShapeID="_x0000_i1040" DrawAspect="Content" ObjectID="_1703842213" r:id="rId36"/>
+                <o:OLEObject Type="Embed" ProgID="Visio.Drawing.15" ShapeID="_x0000_i1040" DrawAspect="Content" ObjectID="_1710100911" r:id="rId36"/>
               </w:object>
             </w:r>
           </w:p>
@@ -2645,10 +2685,10 @@
             </w:pPr>
             <w:r>
               <w:object w:dxaOrig="28935" w:dyaOrig="6975" w14:anchorId="58B43435">
-                <v:shape id="_x0000_i1041" type="#_x0000_t75" style="width:661.15pt;height:189.1pt" o:ole="">
+                <v:shape id="_x0000_i1041" type="#_x0000_t75" style="width:661.25pt;height:188.95pt" o:ole="">
                   <v:imagedata r:id="rId37" o:title=""/>
                 </v:shape>
-                <o:OLEObject Type="Embed" ProgID="Visio.Drawing.15" ShapeID="_x0000_i1041" DrawAspect="Content" ObjectID="_1703842214" r:id="rId38"/>
+                <o:OLEObject Type="Embed" ProgID="Visio.Drawing.15" ShapeID="_x0000_i1041" DrawAspect="Content" ObjectID="_1710100912" r:id="rId38"/>
               </w:object>
             </w:r>
           </w:p>
@@ -2929,10 +2969,10 @@
             </w:pPr>
             <w:r>
               <w:object w:dxaOrig="24225" w:dyaOrig="10951" w14:anchorId="52308A3A">
-                <v:shape id="_x0000_i1042" type="#_x0000_t75" style="width:676.15pt;height:304.9pt" o:ole="">
+                <v:shape id="_x0000_i1042" type="#_x0000_t75" style="width:675.65pt;height:304.7pt" o:ole="">
                   <v:imagedata r:id="rId39" o:title=""/>
                 </v:shape>
-                <o:OLEObject Type="Embed" ProgID="Visio.Drawing.15" ShapeID="_x0000_i1042" DrawAspect="Content" ObjectID="_1703842215" r:id="rId40"/>
+                <o:OLEObject Type="Embed" ProgID="Visio.Drawing.15" ShapeID="_x0000_i1042" DrawAspect="Content" ObjectID="_1710100913" r:id="rId40"/>
               </w:object>
             </w:r>
           </w:p>
@@ -3024,11 +3064,11 @@
               </w:rPr>
             </w:pPr>
             <w:r>
-              <w:object w:dxaOrig="22432" w:dyaOrig="10538" w14:anchorId="13FF6B74">
-                <v:shape id="_x0000_i1043" type="#_x0000_t75" style="width:699.95pt;height:328.05pt" o:ole="">
+              <w:object w:dxaOrig="22432" w:dyaOrig="10538" w14:anchorId="54EC79A2">
+                <v:shape id="_x0000_i1050" type="#_x0000_t75" style="width:699.85pt;height:328.9pt" o:ole="">
                   <v:imagedata r:id="rId41" o:title=""/>
                 </v:shape>
-                <o:OLEObject Type="Embed" ProgID="Visio.Drawing.15" ShapeID="_x0000_i1043" DrawAspect="Content" ObjectID="_1703842216" r:id="rId42"/>
+                <o:OLEObject Type="Embed" ProgID="Visio.Drawing.15" ShapeID="_x0000_i1050" DrawAspect="Content" ObjectID="_1710100914" r:id="rId42"/>
               </w:object>
             </w:r>
           </w:p>
